--- a/outputs/reports/Ministry_of_Coal_esg_sustainable_2026.docx
+++ b/outputs/reports/Ministry_of_Coal_esg_sustainable_2026.docx
@@ -6,28 +6,28 @@
       <w:r>
         <w:rPr>
           <w:b/>
-          <w:color w:val="047857"/>
+          <w:color w:val="14532D"/>
           <w:sz w:val="20"/>
         </w:rPr>
-        <w:t>GOVERNMENT OF INDIA • NATIONAL COAL ENCLAVE • ESG &amp; ECOLOGICAL STEWARDSHIP</w:t>
+        <w:t>GOVERNMENT OF INDIA • REPUBLIC OF INDIA • SANDSTONE EXECUTIVE BRIEF</w:t>
         <w:br/>
       </w:r>
       <w:r>
         <w:rPr>
           <w:b/>
-          <w:color w:val="047857"/>
-          <w:sz w:val="34"/>
+          <w:color w:val="14532D"/>
+          <w:sz w:val="32"/>
         </w:rPr>
-        <w:t>ESG &amp; Sustainable Mining Report — Automated Intelligence Analysis</w:t>
+        <w:t>Warm Sandstone Executive — Automated Intelligence Analysis</w:t>
       </w:r>
     </w:p>
     <w:p>
       <w:r>
         <w:rPr>
           <w:i/>
-          <w:sz w:val="18"/>
+          <w:sz w:val="17"/>
         </w:rPr>
-        <w:t>Report ID: TEST-esg_sustainable  |  Template: ESG &amp; Sustainable Mining Report (Forest Emerald &amp; Sage)  |  Date: September 04, 2026</w:t>
+        <w:t>Report ID: REP-2026-B56D  |  Template: Warm Sandstone Executive (Gamma Warm Sand)  |  Date: September 05, 2026</w:t>
         <w:br/>
       </w:r>
       <w:r>
@@ -209,7 +209,7 @@
     </w:p>
     <w:p>
       <w:r>
-        <w:t>Official synthesis compiled under the ESG &amp; Sustainable Mining Report specification. National coal production continues sustained expansion across Coal India Limited (CIL) subsidiaries. The top three open cast mines (Gevra Expansion, Kusmunda, Dipka) contributed over 30% of total national volume. Statistical anomaly checks identified operational variances in underground collieries requiring modern longwall equipment.</w:t>
+        <w:t>Official synthesis compiled under the Warm Sandstone Executive specification. National coal production continues sustained expansion across active subsidiary basins. Aggregate extraction logged 131,608.90 MT against a planned benchmark of 136,067.70 MT.</w:t>
       </w:r>
     </w:p>
     <w:p>
@@ -217,7 +217,7 @@
         <w:pStyle w:val="Heading1"/>
       </w:pPr>
       <w:r>
-        <w:t>3. Colliery Production Leaderboard</w:t>
+        <w:t>4. Colliery Production Leaderboard</w:t>
       </w:r>
     </w:p>
     <w:tbl>
@@ -1408,234 +1408,18 @@
           </w:p>
         </w:tc>
       </w:tr>
-      <w:tr>
-        <w:tc>
-          <w:tcPr>
-            <w:tcW w:type="dxa" w:w="1461"/>
-          </w:tcPr>
-          <w:p>
-            <w:r>
-              <w:t>16</w:t>
-            </w:r>
-          </w:p>
-        </w:tc>
-        <w:tc>
-          <w:tcPr>
-            <w:tcW w:type="dxa" w:w="1461"/>
-          </w:tcPr>
-          <w:p>
-            <w:r>
-              <w:t>Jhanjra UG Project</w:t>
-            </w:r>
-          </w:p>
-        </w:tc>
-        <w:tc>
-          <w:tcPr>
-            <w:tcW w:type="dxa" w:w="1461"/>
-          </w:tcPr>
-          <w:p>
-            <w:r>
-              <w:t>West Bengal</w:t>
-            </w:r>
-          </w:p>
-        </w:tc>
-        <w:tc>
-          <w:tcPr>
-            <w:tcW w:type="dxa" w:w="1461"/>
-          </w:tcPr>
-          <w:p>
-            <w:r>
-              <w:t>ECL</w:t>
-            </w:r>
-          </w:p>
-        </w:tc>
-        <w:tc>
-          <w:tcPr>
-            <w:tcW w:type="dxa" w:w="1461"/>
-          </w:tcPr>
-          <w:p>
-            <w:r>
-              <w:t>1,050.20</w:t>
-            </w:r>
-          </w:p>
-        </w:tc>
-        <w:tc>
-          <w:tcPr>
-            <w:tcW w:type="dxa" w:w="1461"/>
-          </w:tcPr>
-          <w:p>
-            <w:r>
-              <w:t>990.00</w:t>
-            </w:r>
-          </w:p>
-        </w:tc>
-        <w:tc>
-          <w:tcPr>
-            <w:tcW w:type="dxa" w:w="1461"/>
-          </w:tcPr>
-          <w:p>
-            <w:r>
-              <w:t>0.79%</w:t>
-            </w:r>
-          </w:p>
-        </w:tc>
-      </w:tr>
-      <w:tr>
-        <w:tc>
-          <w:tcPr>
-            <w:tcW w:type="dxa" w:w="1461"/>
-          </w:tcPr>
-          <w:p>
-            <w:r>
-              <w:t>17</w:t>
-            </w:r>
-          </w:p>
-        </w:tc>
-        <w:tc>
-          <w:tcPr>
-            <w:tcW w:type="dxa" w:w="1461"/>
-          </w:tcPr>
-          <w:p>
-            <w:r>
-              <w:t>Sonepur Bazari OCP</w:t>
-            </w:r>
-          </w:p>
-        </w:tc>
-        <w:tc>
-          <w:tcPr>
-            <w:tcW w:type="dxa" w:w="1461"/>
-          </w:tcPr>
-          <w:p>
-            <w:r>
-              <w:t>West Bengal</w:t>
-            </w:r>
-          </w:p>
-        </w:tc>
-        <w:tc>
-          <w:tcPr>
-            <w:tcW w:type="dxa" w:w="1461"/>
-          </w:tcPr>
-          <w:p>
-            <w:r>
-              <w:t>ECL</w:t>
-            </w:r>
-          </w:p>
-        </w:tc>
-        <w:tc>
-          <w:tcPr>
-            <w:tcW w:type="dxa" w:w="1461"/>
-          </w:tcPr>
-          <w:p>
-            <w:r>
-              <w:t>1,010.50</w:t>
-            </w:r>
-          </w:p>
-        </w:tc>
-        <w:tc>
-          <w:tcPr>
-            <w:tcW w:type="dxa" w:w="1461"/>
-          </w:tcPr>
-          <w:p>
-            <w:r>
-              <w:t>940.00</w:t>
-            </w:r>
-          </w:p>
-        </w:tc>
-        <w:tc>
-          <w:tcPr>
-            <w:tcW w:type="dxa" w:w="1461"/>
-          </w:tcPr>
-          <w:p>
-            <w:r>
-              <w:t>0.76%</w:t>
-            </w:r>
-          </w:p>
-        </w:tc>
-      </w:tr>
-      <w:tr>
-        <w:tc>
-          <w:tcPr>
-            <w:tcW w:type="dxa" w:w="1461"/>
-          </w:tcPr>
-          <w:p>
-            <w:r>
-              <w:t>18</w:t>
-            </w:r>
-          </w:p>
-        </w:tc>
-        <w:tc>
-          <w:tcPr>
-            <w:tcW w:type="dxa" w:w="1461"/>
-          </w:tcPr>
-          <w:p>
-            <w:r>
-              <w:t>Khottadih Underground</w:t>
-            </w:r>
-          </w:p>
-        </w:tc>
-        <w:tc>
-          <w:tcPr>
-            <w:tcW w:type="dxa" w:w="1461"/>
-          </w:tcPr>
-          <w:p>
-            <w:r>
-              <w:t>West Bengal</w:t>
-            </w:r>
-          </w:p>
-        </w:tc>
-        <w:tc>
-          <w:tcPr>
-            <w:tcW w:type="dxa" w:w="1461"/>
-          </w:tcPr>
-          <w:p>
-            <w:r>
-              <w:t>ECL</w:t>
-            </w:r>
-          </w:p>
-        </w:tc>
-        <w:tc>
-          <w:tcPr>
-            <w:tcW w:type="dxa" w:w="1461"/>
-          </w:tcPr>
-          <w:p>
-            <w:r>
-              <w:t>966.17</w:t>
-            </w:r>
-          </w:p>
-        </w:tc>
-        <w:tc>
-          <w:tcPr>
-            <w:tcW w:type="dxa" w:w="1461"/>
-          </w:tcPr>
-          <w:p>
-            <w:r>
-              <w:t>928.61</w:t>
-            </w:r>
-          </w:p>
-        </w:tc>
-        <w:tc>
-          <w:tcPr>
-            <w:tcW w:type="dxa" w:w="1461"/>
-          </w:tcPr>
-          <w:p>
-            <w:r>
-              <w:t>0.72%</w:t>
-            </w:r>
-          </w:p>
-        </w:tc>
-      </w:tr>
     </w:tbl>
     <w:p>
       <w:pPr>
         <w:pStyle w:val="Heading1"/>
       </w:pPr>
       <w:r>
-        <w:t>4. Mathematical Verification &amp; Audit</w:t>
+        <w:t>5. Mathematical Verification &amp; Audit</w:t>
       </w:r>
     </w:p>
     <w:p>
       <w:r>
-        <w:t>All quantitative calculations and ratios in this document have been evaluated using the AST Python engine. Zero LLM hallucination detected. Summation delta: 0.00 MT.</w:t>
+        <w:t>All quantitative calculations and ratios in this document have been evaluated using the AST Python engine. Zero LLM hallucination detected. Summation delta: 0.00 MT across all 18 monitored mines.</w:t>
       </w:r>
     </w:p>
     <w:sectPr>
